--- a/3-能力管理/运行记录类文件/030203-运维服务能力指标体系跟踪表（截止2026年4月）.docx
+++ b/3-能力管理/运行记录类文件/030203-运维服务能力指标体系跟踪表（截止2026年4月）.docx
@@ -386,9 +386,19 @@
             <w:r>
               <w:rPr>
                 <w:rFonts w:hint="eastAsia"/>
-                <w:lang w:eastAsia="zh-CN"/>
-              </w:rPr>
-              <w:t>编制时间</w:t>
+                <w:vertAlign w:val="baseline"/>
+                <w:lang w:val="en-US" w:eastAsia="zh-CN"/>
+              </w:rPr>
+              <w:t>审核</w:t>
+            </w:r>
+            <w:bookmarkStart w:id="2" w:name="_GoBack"/>
+            <w:bookmarkEnd w:id="2"/>
+            <w:r>
+              <w:rPr>
+                <w:rFonts w:hint="eastAsia"/>
+                <w:lang w:eastAsia="zh-CN"/>
+              </w:rPr>
+              <w:t>时间</w:t>
             </w:r>
             <w:r>
               <w:rPr>
@@ -1637,12 +1647,6 @@
             <w:insideH w:val="single" w:color="000000" w:sz="6" w:space="0"/>
             <w:insideV w:val="single" w:color="000000" w:sz="6" w:space="0"/>
           </w:tblBorders>
-          <w:tblCellMar>
-            <w:top w:w="0" w:type="dxa"/>
-            <w:left w:w="0" w:type="dxa"/>
-            <w:bottom w:w="0" w:type="dxa"/>
-            <w:right w:w="0" w:type="dxa"/>
-          </w:tblCellMar>
         </w:tblPrEx>
         <w:trPr>
           <w:trHeight w:val="207" w:hRule="atLeast"/>
@@ -2340,8 +2344,6 @@
               </w:rPr>
               <w:t>每年</w:t>
             </w:r>
-            <w:bookmarkStart w:id="2" w:name="_GoBack"/>
-            <w:bookmarkEnd w:id="2"/>
           </w:p>
         </w:tc>
         <w:tc>
